--- a/physics_course/word/lesson12.docx
+++ b/physics_course/word/lesson12.docx
@@ -21,43 +21,39 @@
         <w:rPr>
           <w:sz w:val="24"/>
         </w:rPr>
-        <w:t>ข้อ p2_l12_001: กระแสไฟฟ้าคือข้อใด?</w:t>
+        <w:t>1. กระแสไฟฟ้าคือข้อใด?</w:t>
       </w:r>
     </w:p>
     <w:p>
       <w:pPr>
-        <w:pStyle w:val="ListBullet"/>
         <w:ind w:left="720"/>
       </w:pPr>
       <w:r>
-        <w:t xml:space="preserve">    ก</w:t>
+        <w:t xml:space="preserve">    1. ก</w:t>
       </w:r>
     </w:p>
     <w:p>
       <w:pPr>
-        <w:pStyle w:val="ListBullet"/>
         <w:ind w:left="720"/>
       </w:pPr>
       <w:r>
-        <w:t xml:space="preserve">    ข</w:t>
+        <w:t xml:space="preserve">    2. ข</w:t>
       </w:r>
     </w:p>
     <w:p>
       <w:pPr>
-        <w:pStyle w:val="ListBullet"/>
         <w:ind w:left="720"/>
       </w:pPr>
       <w:r>
-        <w:t xml:space="preserve">    ค</w:t>
+        <w:t xml:space="preserve">    3. ค</w:t>
       </w:r>
     </w:p>
     <w:p>
       <w:pPr>
-        <w:pStyle w:val="ListBullet"/>
         <w:ind w:left="720"/>
       </w:pPr>
       <w:r>
-        <w:t xml:space="preserve">    ง</w:t>
+        <w:t xml:space="preserve">    4. ง</w:t>
       </w:r>
     </w:p>
     <w:p/>
@@ -66,43 +62,39 @@
         <w:rPr>
           <w:sz w:val="24"/>
         </w:rPr>
-        <w:t>ข้อ p2_l12_002: กระแสไฟฟ้า 2 แอมแปร์ ไหลผ่านตัวนำเป็นเวลา 10 วินาที ประจุที่ไหลผ่านหน้าตัดมีค่าเท่าใด?</w:t>
+        <w:t>2. กระแสไฟฟ้า 2 แอมแปร์ ไหลผ่านตัวนำเป็นเวลา 10 วินาที ประจุที่ไหลผ่านหน้าตัดมีค่าเท่าใด?</w:t>
       </w:r>
     </w:p>
     <w:p>
       <w:pPr>
-        <w:pStyle w:val="ListBullet"/>
         <w:ind w:left="720"/>
       </w:pPr>
       <w:r>
-        <w:t xml:space="preserve">    ก</w:t>
+        <w:t xml:space="preserve">    1. ก</w:t>
       </w:r>
     </w:p>
     <w:p>
       <w:pPr>
-        <w:pStyle w:val="ListBullet"/>
         <w:ind w:left="720"/>
       </w:pPr>
       <w:r>
-        <w:t xml:space="preserve">    ข</w:t>
+        <w:t xml:space="preserve">    2. ข</w:t>
       </w:r>
     </w:p>
     <w:p>
       <w:pPr>
-        <w:pStyle w:val="ListBullet"/>
         <w:ind w:left="720"/>
       </w:pPr>
       <w:r>
-        <w:t xml:space="preserve">    ค</w:t>
+        <w:t xml:space="preserve">    3. ค</w:t>
       </w:r>
     </w:p>
     <w:p>
       <w:pPr>
-        <w:pStyle w:val="ListBullet"/>
         <w:ind w:left="720"/>
       </w:pPr>
       <w:r>
-        <w:t xml:space="preserve">    ง</w:t>
+        <w:t xml:space="preserve">    4. ง</w:t>
       </w:r>
     </w:p>
     <w:p/>
@@ -111,142 +103,7 @@
         <w:rPr>
           <w:sz w:val="24"/>
         </w:rPr>
-        <w:t>ข้อ p2_l12_003: กฎของโอห์ม (Ohm's Law) คือข้อใด?</w:t>
-      </w:r>
-    </w:p>
-    <w:p>
-      <w:pPr>
-        <w:pStyle w:val="ListBullet"/>
-        <w:ind w:left="720"/>
-      </w:pPr>
-      <w:r>
-        <w:t xml:space="preserve">    ก</w:t>
-      </w:r>
-    </w:p>
-    <w:p>
-      <w:pPr>
-        <w:pStyle w:val="ListBullet"/>
-        <w:ind w:left="720"/>
-      </w:pPr>
-      <w:r>
-        <w:t xml:space="preserve">    ข</w:t>
-      </w:r>
-    </w:p>
-    <w:p>
-      <w:pPr>
-        <w:pStyle w:val="ListBullet"/>
-        <w:ind w:left="720"/>
-      </w:pPr>
-      <w:r>
-        <w:t xml:space="preserve">    ค</w:t>
-      </w:r>
-    </w:p>
-    <w:p>
-      <w:pPr>
-        <w:pStyle w:val="ListBullet"/>
-        <w:ind w:left="720"/>
-      </w:pPr>
-      <w:r>
-        <w:t xml:space="preserve">    ง</w:t>
-      </w:r>
-    </w:p>
-    <w:p/>
-    <w:p>
-      <w:r>
-        <w:rPr>
-          <w:sz w:val="24"/>
-        </w:rPr>
-        <w:t>ข้อ p2_l12_004: ผ่านความต้านทาน 100 Ω ด้วยกระแส 0.5 A ความต่างศักย์คร่อมตัวต้านทานเป็นเท่าใด?</w:t>
-      </w:r>
-    </w:p>
-    <w:p>
-      <w:pPr>
-        <w:pStyle w:val="ListBullet"/>
-        <w:ind w:left="720"/>
-      </w:pPr>
-      <w:r>
-        <w:t xml:space="preserve">    ก</w:t>
-      </w:r>
-    </w:p>
-    <w:p>
-      <w:pPr>
-        <w:pStyle w:val="ListBullet"/>
-        <w:ind w:left="720"/>
-      </w:pPr>
-      <w:r>
-        <w:t xml:space="preserve">    ข</w:t>
-      </w:r>
-    </w:p>
-    <w:p>
-      <w:pPr>
-        <w:pStyle w:val="ListBullet"/>
-        <w:ind w:left="720"/>
-      </w:pPr>
-      <w:r>
-        <w:t xml:space="preserve">    ค</w:t>
-      </w:r>
-    </w:p>
-    <w:p>
-      <w:pPr>
-        <w:pStyle w:val="ListBullet"/>
-        <w:ind w:left="720"/>
-      </w:pPr>
-      <w:r>
-        <w:t xml:space="preserve">    ง</w:t>
-      </w:r>
-    </w:p>
-    <w:p/>
-    <w:p>
-      <w:r>
-        <w:rPr>
-          <w:sz w:val="24"/>
-        </w:rPr>
-        <w:t>ข้อ p2_l12_005: ตัวต้านทานสองตัว 4 Ω และ 6 Ω ต่ออนุกรมกัน ความต้านทานรวมเป็นเท่าใด?</w:t>
-      </w:r>
-    </w:p>
-    <w:p>
-      <w:pPr>
-        <w:pStyle w:val="ListBullet"/>
-        <w:ind w:left="720"/>
-      </w:pPr>
-      <w:r>
-        <w:t xml:space="preserve">    ก</w:t>
-      </w:r>
-    </w:p>
-    <w:p>
-      <w:pPr>
-        <w:pStyle w:val="ListBullet"/>
-        <w:ind w:left="720"/>
-      </w:pPr>
-      <w:r>
-        <w:t xml:space="preserve">    ข</w:t>
-      </w:r>
-    </w:p>
-    <w:p>
-      <w:pPr>
-        <w:pStyle w:val="ListBullet"/>
-        <w:ind w:left="720"/>
-      </w:pPr>
-      <w:r>
-        <w:t xml:space="preserve">    ค</w:t>
-      </w:r>
-    </w:p>
-    <w:p>
-      <w:pPr>
-        <w:pStyle w:val="ListBullet"/>
-        <w:ind w:left="720"/>
-      </w:pPr>
-      <w:r>
-        <w:t xml:space="preserve">    ง</w:t>
-      </w:r>
-    </w:p>
-    <w:p/>
-    <w:p>
-      <w:r>
-        <w:rPr>
-          <w:sz w:val="24"/>
-        </w:rPr>
-        <w:t>ข้อ p2_l12_006: ตัวต้านทานสองตัว 4 Ω และ 6 Ω ต่อขนานกัน ความต้านทานรวมเป็นเท่าใด?</w:t>
+        <w:t>3. กฎของโอห์ม (Ohm's Law) คือข้อใด?</w:t>
       </w:r>
     </w:p>
     <w:p>
@@ -262,7 +119,7 @@
               <a:graphicData uri="http://schemas.openxmlformats.org/drawingml/2006/picture">
                 <pic:pic>
                   <pic:nvPicPr>
-                    <pic:cNvPr id="0" name="physics_img_q2_l12_006.png"/>
+                    <pic:cNvPr id="0" name="physics_img_3.png"/>
                     <pic:cNvPicPr/>
                   </pic:nvPicPr>
                   <pic:blipFill>
@@ -288,38 +145,34 @@
     <w:p/>
     <w:p>
       <w:pPr>
-        <w:pStyle w:val="ListBullet"/>
         <w:ind w:left="720"/>
       </w:pPr>
       <w:r>
-        <w:t xml:space="preserve">    ก</w:t>
+        <w:t xml:space="preserve">    1. ก</w:t>
       </w:r>
     </w:p>
     <w:p>
       <w:pPr>
-        <w:pStyle w:val="ListBullet"/>
         <w:ind w:left="720"/>
       </w:pPr>
       <w:r>
-        <w:t xml:space="preserve">    ข</w:t>
+        <w:t xml:space="preserve">    2. ข</w:t>
       </w:r>
     </w:p>
     <w:p>
       <w:pPr>
-        <w:pStyle w:val="ListBullet"/>
         <w:ind w:left="720"/>
       </w:pPr>
       <w:r>
-        <w:t xml:space="preserve">    ค</w:t>
+        <w:t xml:space="preserve">    3. ค</w:t>
       </w:r>
     </w:p>
     <w:p>
       <w:pPr>
-        <w:pStyle w:val="ListBullet"/>
         <w:ind w:left="720"/>
       </w:pPr>
       <w:r>
-        <w:t xml:space="preserve">    ง</w:t>
+        <w:t xml:space="preserve">    4. ง</w:t>
       </w:r>
     </w:p>
     <w:p/>
@@ -328,7 +181,89 @@
         <w:rPr>
           <w:sz w:val="24"/>
         </w:rPr>
-        <w:t>ข้อ p2_l12_007: กำลังไฟฟ้า P บนตัวต้านทาน R ที่มีกระแส I ไหลผ่าน มีค่าเท่าใด?</w:t>
+        <w:t>4. ผ่านความต้านทาน 100 Ω ด้วยกระแส 0.5 A ความต่างศักย์คร่อมตัวต้านทานเป็นเท่าใด?</w:t>
+      </w:r>
+    </w:p>
+    <w:p>
+      <w:pPr>
+        <w:ind w:left="720"/>
+      </w:pPr>
+      <w:r>
+        <w:t xml:space="preserve">    1. ก</w:t>
+      </w:r>
+    </w:p>
+    <w:p>
+      <w:pPr>
+        <w:ind w:left="720"/>
+      </w:pPr>
+      <w:r>
+        <w:t xml:space="preserve">    2. ข</w:t>
+      </w:r>
+    </w:p>
+    <w:p>
+      <w:pPr>
+        <w:ind w:left="720"/>
+      </w:pPr>
+      <w:r>
+        <w:t xml:space="preserve">    3. ค</w:t>
+      </w:r>
+    </w:p>
+    <w:p>
+      <w:pPr>
+        <w:ind w:left="720"/>
+      </w:pPr>
+      <w:r>
+        <w:t xml:space="preserve">    4. ง</w:t>
+      </w:r>
+    </w:p>
+    <w:p/>
+    <w:p>
+      <w:r>
+        <w:rPr>
+          <w:sz w:val="24"/>
+        </w:rPr>
+        <w:t>5. ตัวต้านทานสองตัว 4 Ω และ 6 Ω ต่ออนุกรมกัน ความต้านทานรวมเป็นเท่าใด?</w:t>
+      </w:r>
+    </w:p>
+    <w:p>
+      <w:pPr>
+        <w:ind w:left="720"/>
+      </w:pPr>
+      <w:r>
+        <w:t xml:space="preserve">    1. ก</w:t>
+      </w:r>
+    </w:p>
+    <w:p>
+      <w:pPr>
+        <w:ind w:left="720"/>
+      </w:pPr>
+      <w:r>
+        <w:t xml:space="preserve">    2. ข</w:t>
+      </w:r>
+    </w:p>
+    <w:p>
+      <w:pPr>
+        <w:ind w:left="720"/>
+      </w:pPr>
+      <w:r>
+        <w:t xml:space="preserve">    3. ค</w:t>
+      </w:r>
+    </w:p>
+    <w:p>
+      <w:pPr>
+        <w:ind w:left="720"/>
+      </w:pPr>
+      <w:r>
+        <w:t xml:space="preserve">    4. ง</w:t>
+      </w:r>
+    </w:p>
+    <w:p/>
+    <w:p>
+      <w:r>
+        <w:rPr>
+          <w:sz w:val="24"/>
+        </w:rPr>
+        <w:t>6. ตัวต้านทานสองตัว 4 Ω และ 6 Ω ต่อขนานกัน ความต้านทานรวมเป็นเท่าใด?</w:t>
       </w:r>
     </w:p>
     <w:p>
@@ -344,7 +279,7 @@
               <a:graphicData uri="http://schemas.openxmlformats.org/drawingml/2006/picture">
                 <pic:pic>
                   <pic:nvPicPr>
-                    <pic:cNvPr id="0" name="physics_img_q2_l12_007.png"/>
+                    <pic:cNvPr id="0" name="physics_img_6.png"/>
                     <pic:cNvPicPr/>
                   </pic:nvPicPr>
                   <pic:blipFill>
@@ -370,38 +305,34 @@
     <w:p/>
     <w:p>
       <w:pPr>
-        <w:pStyle w:val="ListBullet"/>
         <w:ind w:left="720"/>
       </w:pPr>
       <w:r>
-        <w:t xml:space="preserve">    ก</w:t>
+        <w:t xml:space="preserve">    1. ก</w:t>
       </w:r>
     </w:p>
     <w:p>
       <w:pPr>
-        <w:pStyle w:val="ListBullet"/>
         <w:ind w:left="720"/>
       </w:pPr>
       <w:r>
-        <w:t xml:space="preserve">    ข</w:t>
+        <w:t xml:space="preserve">    2. ข</w:t>
       </w:r>
     </w:p>
     <w:p>
       <w:pPr>
-        <w:pStyle w:val="ListBullet"/>
         <w:ind w:left="720"/>
       </w:pPr>
       <w:r>
-        <w:t xml:space="preserve">    ค</w:t>
+        <w:t xml:space="preserve">    3. ค</w:t>
       </w:r>
     </w:p>
     <w:p>
       <w:pPr>
-        <w:pStyle w:val="ListBullet"/>
         <w:ind w:left="720"/>
       </w:pPr>
       <w:r>
-        <w:t xml:space="preserve">    ง</w:t>
+        <w:t xml:space="preserve">    4. ง</w:t>
       </w:r>
     </w:p>
     <w:p/>
@@ -410,43 +341,39 @@
         <w:rPr>
           <w:sz w:val="24"/>
         </w:rPr>
-        <w:t>ข้อ p2_l12_008: หลอดไฟขนาด 100 W ใช้ที่ความต่างศักย์ 220 V ความต้านทานของหลอดไฟเป็นเท่าใด?</w:t>
+        <w:t>7. กำลังไฟฟ้า P บนตัวต้านทาน R ที่มีกระแส I ไหลผ่าน มีค่าเท่าใด?</w:t>
       </w:r>
     </w:p>
     <w:p>
       <w:pPr>
-        <w:pStyle w:val="ListBullet"/>
         <w:ind w:left="720"/>
       </w:pPr>
       <w:r>
-        <w:t xml:space="preserve">    ก</w:t>
+        <w:t xml:space="preserve">    1. ก</w:t>
       </w:r>
     </w:p>
     <w:p>
       <w:pPr>
-        <w:pStyle w:val="ListBullet"/>
         <w:ind w:left="720"/>
       </w:pPr>
       <w:r>
-        <w:t xml:space="preserve">    ข</w:t>
+        <w:t xml:space="preserve">    2. ข</w:t>
       </w:r>
     </w:p>
     <w:p>
       <w:pPr>
-        <w:pStyle w:val="ListBullet"/>
         <w:ind w:left="720"/>
       </w:pPr>
       <w:r>
-        <w:t xml:space="preserve">    ค</w:t>
+        <w:t xml:space="preserve">    3. ค</w:t>
       </w:r>
     </w:p>
     <w:p>
       <w:pPr>
-        <w:pStyle w:val="ListBullet"/>
         <w:ind w:left="720"/>
       </w:pPr>
       <w:r>
-        <w:t xml:space="preserve">    ง</w:t>
+        <w:t xml:space="preserve">    4. ง</w:t>
       </w:r>
     </w:p>
     <w:p/>
@@ -455,43 +382,39 @@
         <w:rPr>
           <w:sz w:val="24"/>
         </w:rPr>
-        <w:t>ข้อ p2_l12_009: กฎกระแสของเคอร์ชฮอฟฟ์ (Kirchhoff's Current Law) ระบุว่าผลรวมพีชคณิตของกระแสที่จุดรวม (junction) เป็นเท่าใด?</w:t>
+        <w:t>8. หลอดไฟขนาด 100 W ใช้ที่ความต่างศักย์ 220 V ความต้านทานของหลอดไฟเป็นเท่าใด?</w:t>
       </w:r>
     </w:p>
     <w:p>
       <w:pPr>
-        <w:pStyle w:val="ListBullet"/>
         <w:ind w:left="720"/>
       </w:pPr>
       <w:r>
-        <w:t xml:space="preserve">    ก</w:t>
+        <w:t xml:space="preserve">    1. ก</w:t>
       </w:r>
     </w:p>
     <w:p>
       <w:pPr>
-        <w:pStyle w:val="ListBullet"/>
         <w:ind w:left="720"/>
       </w:pPr>
       <w:r>
-        <w:t xml:space="preserve">    ข</w:t>
+        <w:t xml:space="preserve">    2. ข</w:t>
       </w:r>
     </w:p>
     <w:p>
       <w:pPr>
-        <w:pStyle w:val="ListBullet"/>
         <w:ind w:left="720"/>
       </w:pPr>
       <w:r>
-        <w:t xml:space="preserve">    ค</w:t>
+        <w:t xml:space="preserve">    3. ค</w:t>
       </w:r>
     </w:p>
     <w:p>
       <w:pPr>
-        <w:pStyle w:val="ListBullet"/>
         <w:ind w:left="720"/>
       </w:pPr>
       <w:r>
-        <w:t xml:space="preserve">    ง</w:t>
+        <w:t xml:space="preserve">    4. ง</w:t>
       </w:r>
     </w:p>
     <w:p/>
@@ -500,7 +423,7 @@
         <w:rPr>
           <w:sz w:val="24"/>
         </w:rPr>
-        <w:t>ข้อ p2_l12_010: กฎแรงเคลื่อนของเคอร์ชฮอฟฟ์ (Kirchhoff's Voltage Law) ระบุว่าผลรวมพีชคณิตของแรงเคลื่อนไฟฟ้ารอบห่วง (loop) เป็นเท่าใด?</w:t>
+        <w:t>9. กฎกระแสของเคอร์ชฮอฟฟ์ (Kirchhoff's Current Law) ระบุว่าผลรวมพีชคณิตของกระแสที่จุดรวม (junction) เป็นเท่าใด?</w:t>
       </w:r>
     </w:p>
     <w:p>
@@ -516,7 +439,7 @@
               <a:graphicData uri="http://schemas.openxmlformats.org/drawingml/2006/picture">
                 <pic:pic>
                   <pic:nvPicPr>
-                    <pic:cNvPr id="0" name="physics_img_q2_l12_010.png"/>
+                    <pic:cNvPr id="0" name="physics_img_9.png"/>
                     <pic:cNvPicPr/>
                   </pic:nvPicPr>
                   <pic:blipFill>
@@ -542,38 +465,34 @@
     <w:p/>
     <w:p>
       <w:pPr>
-        <w:pStyle w:val="ListBullet"/>
         <w:ind w:left="720"/>
       </w:pPr>
       <w:r>
-        <w:t xml:space="preserve">    ก</w:t>
+        <w:t xml:space="preserve">    1. ก</w:t>
       </w:r>
     </w:p>
     <w:p>
       <w:pPr>
-        <w:pStyle w:val="ListBullet"/>
         <w:ind w:left="720"/>
       </w:pPr>
       <w:r>
-        <w:t xml:space="preserve">    ข</w:t>
+        <w:t xml:space="preserve">    2. ข</w:t>
       </w:r>
     </w:p>
     <w:p>
       <w:pPr>
-        <w:pStyle w:val="ListBullet"/>
         <w:ind w:left="720"/>
       </w:pPr>
       <w:r>
-        <w:t xml:space="preserve">    ค</w:t>
+        <w:t xml:space="preserve">    3. ค</w:t>
       </w:r>
     </w:p>
     <w:p>
       <w:pPr>
-        <w:pStyle w:val="ListBullet"/>
         <w:ind w:left="720"/>
       </w:pPr>
       <w:r>
-        <w:t xml:space="preserve">    ง</w:t>
+        <w:t xml:space="preserve">    4. ง</w:t>
       </w:r>
     </w:p>
     <w:p/>
@@ -582,43 +501,39 @@
         <w:rPr>
           <w:sz w:val="24"/>
         </w:rPr>
-        <w:t>ข้อ p2_l12_011: ตัวต้านทาน 3 ตัว 6 Ω ต่ออนุกรมกัน ความต้านทานรวมเป็นเท่าใด?</w:t>
+        <w:t>10. กฎแรงเคลื่อนของเคอร์ชฮอฟฟ์ (Kirchhoff's Voltage Law) ระบุว่าผลรวมพีชคณิตของแรงเคลื่อนไฟฟ้ารอบห่วง (loop) เป็นเท่าใด?</w:t>
       </w:r>
     </w:p>
     <w:p>
       <w:pPr>
-        <w:pStyle w:val="ListBullet"/>
         <w:ind w:left="720"/>
       </w:pPr>
       <w:r>
-        <w:t xml:space="preserve">    ก</w:t>
+        <w:t xml:space="preserve">    1. ก</w:t>
       </w:r>
     </w:p>
     <w:p>
       <w:pPr>
-        <w:pStyle w:val="ListBullet"/>
         <w:ind w:left="720"/>
       </w:pPr>
       <w:r>
-        <w:t xml:space="preserve">    ข</w:t>
+        <w:t xml:space="preserve">    2. ข</w:t>
       </w:r>
     </w:p>
     <w:p>
       <w:pPr>
-        <w:pStyle w:val="ListBullet"/>
         <w:ind w:left="720"/>
       </w:pPr>
       <w:r>
-        <w:t xml:space="preserve">    ค</w:t>
+        <w:t xml:space="preserve">    3. ค</w:t>
       </w:r>
     </w:p>
     <w:p>
       <w:pPr>
-        <w:pStyle w:val="ListBullet"/>
         <w:ind w:left="720"/>
       </w:pPr>
       <w:r>
-        <w:t xml:space="preserve">    ง</w:t>
+        <w:t xml:space="preserve">    4. ง</w:t>
       </w:r>
     </w:p>
     <w:p/>
@@ -627,43 +542,39 @@
         <w:rPr>
           <w:sz w:val="24"/>
         </w:rPr>
-        <w:t>ข้อ p2_l12_012: ตัวต้านทาน 3 ตัว 6 Ω ต่อขนานกัน ความต้านทานรวมเป็นเท่าใด?</w:t>
+        <w:t>11. ตัวต้านทาน 3 ตัว 6 Ω ต่ออนุกรมกัน ความต้านทานรวมเป็นเท่าใด?</w:t>
       </w:r>
     </w:p>
     <w:p>
       <w:pPr>
-        <w:pStyle w:val="ListBullet"/>
         <w:ind w:left="720"/>
       </w:pPr>
       <w:r>
-        <w:t xml:space="preserve">    ก</w:t>
+        <w:t xml:space="preserve">    1. ก</w:t>
       </w:r>
     </w:p>
     <w:p>
       <w:pPr>
-        <w:pStyle w:val="ListBullet"/>
         <w:ind w:left="720"/>
       </w:pPr>
       <w:r>
-        <w:t xml:space="preserve">    ข</w:t>
+        <w:t xml:space="preserve">    2. ข</w:t>
       </w:r>
     </w:p>
     <w:p>
       <w:pPr>
-        <w:pStyle w:val="ListBullet"/>
         <w:ind w:left="720"/>
       </w:pPr>
       <w:r>
-        <w:t xml:space="preserve">    ค</w:t>
+        <w:t xml:space="preserve">    3. ค</w:t>
       </w:r>
     </w:p>
     <w:p>
       <w:pPr>
-        <w:pStyle w:val="ListBullet"/>
         <w:ind w:left="720"/>
       </w:pPr>
       <w:r>
-        <w:t xml:space="preserve">    ง</w:t>
+        <w:t xml:space="preserve">    4. ง</w:t>
       </w:r>
     </w:p>
     <w:p/>
@@ -672,43 +583,39 @@
         <w:rPr>
           <w:sz w:val="24"/>
         </w:rPr>
-        <w:t>ข้อ p2_l12_013: ถ้า 6×10¹⁸ อิเล็กตรอนไหลผ่านจุดใดในเวลา 2 วินาที กระแสมีค่าเท่าใด? (e = 1.6×10⁻¹⁹ C)</w:t>
+        <w:t>12. ตัวต้านทาน 3 ตัว 6 Ω ต่อขนานกัน ความต้านทานรวมเป็นเท่าใด?</w:t>
       </w:r>
     </w:p>
     <w:p>
       <w:pPr>
-        <w:pStyle w:val="ListBullet"/>
         <w:ind w:left="720"/>
       </w:pPr>
       <w:r>
-        <w:t xml:space="preserve">    ก</w:t>
+        <w:t xml:space="preserve">    1. ก</w:t>
       </w:r>
     </w:p>
     <w:p>
       <w:pPr>
-        <w:pStyle w:val="ListBullet"/>
         <w:ind w:left="720"/>
       </w:pPr>
       <w:r>
-        <w:t xml:space="preserve">    ข</w:t>
+        <w:t xml:space="preserve">    2. ข</w:t>
       </w:r>
     </w:p>
     <w:p>
       <w:pPr>
-        <w:pStyle w:val="ListBullet"/>
         <w:ind w:left="720"/>
       </w:pPr>
       <w:r>
-        <w:t xml:space="preserve">    ค</w:t>
+        <w:t xml:space="preserve">    3. ค</w:t>
       </w:r>
     </w:p>
     <w:p>
       <w:pPr>
-        <w:pStyle w:val="ListBullet"/>
         <w:ind w:left="720"/>
       </w:pPr>
       <w:r>
-        <w:t xml:space="preserve">    ง</w:t>
+        <w:t xml:space="preserve">    4. ง</w:t>
       </w:r>
     </w:p>
     <w:p/>
@@ -717,43 +624,39 @@
         <w:rPr>
           <w:sz w:val="24"/>
         </w:rPr>
-        <w:t>ข้อ p2_l12_014: ตัวต้านทาน 20 Ω ผ่านกระแส 3 A เป็นเวลา 1 นาที พลังงานความร้อนที่เกิดขึ้นเป็นเท่าใด?</w:t>
+        <w:t>13. ถ้า 6×10¹⁸ อิเล็กตรอนไหลผ่านจุดใดในเวลา 2 วินาที กระแสมีค่าเท่าใด? (e = 1.6×10⁻¹⁹ C)</w:t>
       </w:r>
     </w:p>
     <w:p>
       <w:pPr>
-        <w:pStyle w:val="ListBullet"/>
         <w:ind w:left="720"/>
       </w:pPr>
       <w:r>
-        <w:t xml:space="preserve">    ก</w:t>
+        <w:t xml:space="preserve">    1. ก</w:t>
       </w:r>
     </w:p>
     <w:p>
       <w:pPr>
-        <w:pStyle w:val="ListBullet"/>
         <w:ind w:left="720"/>
       </w:pPr>
       <w:r>
-        <w:t xml:space="preserve">    ข</w:t>
+        <w:t xml:space="preserve">    2. ข</w:t>
       </w:r>
     </w:p>
     <w:p>
       <w:pPr>
-        <w:pStyle w:val="ListBullet"/>
         <w:ind w:left="720"/>
       </w:pPr>
       <w:r>
-        <w:t xml:space="preserve">    ค</w:t>
+        <w:t xml:space="preserve">    3. ค</w:t>
       </w:r>
     </w:p>
     <w:p>
       <w:pPr>
-        <w:pStyle w:val="ListBullet"/>
         <w:ind w:left="720"/>
       </w:pPr>
       <w:r>
-        <w:t xml:space="preserve">    ง</w:t>
+        <w:t xml:space="preserve">    4. ง</w:t>
       </w:r>
     </w:p>
     <w:p/>
@@ -762,43 +665,39 @@
         <w:rPr>
           <w:sz w:val="24"/>
         </w:rPr>
-        <w:t>ข้อ p2_l12_015: ลวดตัวนำยาว 10 m มีพื้นที่หน้าตัด 2 mm² มีความต้านทาน 5 Ω ความต้านทานของลวดชนิดเดียวกันยาว 25 m และพื้นที่หน้าตัด 5 mm² เป็นเท่าใด?</w:t>
+        <w:t>14. ตัวต้านทาน 20 Ω ผ่านกระแส 3 A เป็นเวลา 1 นาที พลังงานความร้อนที่เกิดขึ้นเป็นเท่าใด?</w:t>
       </w:r>
     </w:p>
     <w:p>
       <w:pPr>
-        <w:pStyle w:val="ListBullet"/>
         <w:ind w:left="720"/>
       </w:pPr>
       <w:r>
-        <w:t xml:space="preserve">    ก</w:t>
+        <w:t xml:space="preserve">    1. ก</w:t>
       </w:r>
     </w:p>
     <w:p>
       <w:pPr>
-        <w:pStyle w:val="ListBullet"/>
         <w:ind w:left="720"/>
       </w:pPr>
       <w:r>
-        <w:t xml:space="preserve">    ข</w:t>
+        <w:t xml:space="preserve">    2. ข</w:t>
       </w:r>
     </w:p>
     <w:p>
       <w:pPr>
-        <w:pStyle w:val="ListBullet"/>
         <w:ind w:left="720"/>
       </w:pPr>
       <w:r>
-        <w:t xml:space="preserve">    ค</w:t>
+        <w:t xml:space="preserve">    3. ค</w:t>
       </w:r>
     </w:p>
     <w:p>
       <w:pPr>
-        <w:pStyle w:val="ListBullet"/>
         <w:ind w:left="720"/>
       </w:pPr>
       <w:r>
-        <w:t xml:space="preserve">    ง</w:t>
+        <w:t xml:space="preserve">    4. ง</w:t>
       </w:r>
     </w:p>
     <w:p/>
@@ -807,43 +706,39 @@
         <w:rPr>
           <w:sz w:val="24"/>
         </w:rPr>
-        <w:t>ข้อ p2_l12_016: ตัวต้านทาน R₁ = 2 Ω, R₂ = 3 Ω, R₃ = 6 Ω ต่อแบบผสม โดย R₁ อนุกรมกับกลุ่ม R₂ ขนาน R₃ ความต้านทานรวมเป็นเท่าใด?</w:t>
+        <w:t>15. ลวดตัวนำยาว 10 m มีพื้นที่หน้าตัด 2 mm² มีความต้านทาน 5 Ω ความต้านทานของลวดชนิดเดียวกันยาว 25 m และพื้นที่หน้าตัด 5 mm² เป็นเท่าใด?</w:t>
       </w:r>
     </w:p>
     <w:p>
       <w:pPr>
-        <w:pStyle w:val="ListBullet"/>
         <w:ind w:left="720"/>
       </w:pPr>
       <w:r>
-        <w:t xml:space="preserve">    ก</w:t>
+        <w:t xml:space="preserve">    1. ก</w:t>
       </w:r>
     </w:p>
     <w:p>
       <w:pPr>
-        <w:pStyle w:val="ListBullet"/>
         <w:ind w:left="720"/>
       </w:pPr>
       <w:r>
-        <w:t xml:space="preserve">    ข</w:t>
+        <w:t xml:space="preserve">    2. ข</w:t>
       </w:r>
     </w:p>
     <w:p>
       <w:pPr>
-        <w:pStyle w:val="ListBullet"/>
         <w:ind w:left="720"/>
       </w:pPr>
       <w:r>
-        <w:t xml:space="preserve">    ค</w:t>
+        <w:t xml:space="preserve">    3. ค</w:t>
       </w:r>
     </w:p>
     <w:p>
       <w:pPr>
-        <w:pStyle w:val="ListBullet"/>
         <w:ind w:left="720"/>
       </w:pPr>
       <w:r>
-        <w:t xml:space="preserve">    ง</w:t>
+        <w:t xml:space="preserve">    4. ง</w:t>
       </w:r>
     </w:p>
     <w:p/>
@@ -852,43 +747,39 @@
         <w:rPr>
           <w:sz w:val="24"/>
         </w:rPr>
-        <w:t>ข้อ p2_l12_017: วงจรประกอบด้วยแบตเตอรี่ 12 V ต่ออนุกรมกับตัวต้านทาน 4 Ω และ 8 Ω กระแสที่ไหลในวงจรเป็นเท่าใด?</w:t>
+        <w:t>16. ตัวต้านทาน R₁ = 2 Ω, R₂ = 3 Ω, R₃ = 6 Ω ต่อแบบผสม โดย R₁ อนุกรมกับกลุ่ม R₂ ขนาน R₃ ความต้านทานรวมเป็นเท่าใด?</w:t>
       </w:r>
     </w:p>
     <w:p>
       <w:pPr>
-        <w:pStyle w:val="ListBullet"/>
         <w:ind w:left="720"/>
       </w:pPr>
       <w:r>
-        <w:t xml:space="preserve">    ก</w:t>
+        <w:t xml:space="preserve">    1. ก</w:t>
       </w:r>
     </w:p>
     <w:p>
       <w:pPr>
-        <w:pStyle w:val="ListBullet"/>
         <w:ind w:left="720"/>
       </w:pPr>
       <w:r>
-        <w:t xml:space="preserve">    ข</w:t>
+        <w:t xml:space="preserve">    2. ข</w:t>
       </w:r>
     </w:p>
     <w:p>
       <w:pPr>
-        <w:pStyle w:val="ListBullet"/>
         <w:ind w:left="720"/>
       </w:pPr>
       <w:r>
-        <w:t xml:space="preserve">    ค</w:t>
+        <w:t xml:space="preserve">    3. ค</w:t>
       </w:r>
     </w:p>
     <w:p>
       <w:pPr>
-        <w:pStyle w:val="ListBullet"/>
         <w:ind w:left="720"/>
       </w:pPr>
       <w:r>
-        <w:t xml:space="preserve">    ง</w:t>
+        <w:t xml:space="preserve">    4. ง</w:t>
       </w:r>
     </w:p>
     <w:p/>
@@ -897,7 +788,7 @@
         <w:rPr>
           <w:sz w:val="24"/>
         </w:rPr>
-        <w:t>ข้อ p2_l12_018: เครื่องทำความร้อนขนาด 1000 W ใช้กับไฟบ้าน 220 V กระแสที่ใช้มีค่าเท่าใด?</w:t>
+        <w:t>17. วงจรประกอบด้วยแบตเตอรี่ 12 V ต่ออนุกรมกับตัวต้านทาน 4 Ω และ 8 Ω กระแสที่ไหลในวงจรเป็นเท่าใด?</w:t>
       </w:r>
     </w:p>
     <w:p>
@@ -913,7 +804,126 @@
               <a:graphicData uri="http://schemas.openxmlformats.org/drawingml/2006/picture">
                 <pic:pic>
                   <pic:nvPicPr>
-                    <pic:cNvPr id="0" name="physics_img_q2_l12_007.png"/>
+                    <pic:cNvPr id="0" name="physics_img_9.png"/>
+                    <pic:cNvPicPr/>
+                  </pic:nvPicPr>
+                  <pic:blipFill>
+                    <a:blip r:embed="rId11"/>
+                    <a:stretch>
+                      <a:fillRect/>
+                    </a:stretch>
+                  </pic:blipFill>
+                  <pic:spPr>
+                    <a:xfrm>
+                      <a:off x="0" y="0"/>
+                      <a:ext cx="1828800" cy="1359877"/>
+                    </a:xfrm>
+                    <a:prstGeom prst="rect"/>
+                  </pic:spPr>
+                </pic:pic>
+              </a:graphicData>
+            </a:graphic>
+          </wp:inline>
+        </w:drawing>
+      </w:r>
+    </w:p>
+    <w:p/>
+    <w:p>
+      <w:pPr>
+        <w:ind w:left="720"/>
+      </w:pPr>
+      <w:r>
+        <w:t xml:space="preserve">    1. ก</w:t>
+      </w:r>
+    </w:p>
+    <w:p>
+      <w:pPr>
+        <w:ind w:left="720"/>
+      </w:pPr>
+      <w:r>
+        <w:t xml:space="preserve">    2. ข</w:t>
+      </w:r>
+    </w:p>
+    <w:p>
+      <w:pPr>
+        <w:ind w:left="720"/>
+      </w:pPr>
+      <w:r>
+        <w:t xml:space="preserve">    3. ค</w:t>
+      </w:r>
+    </w:p>
+    <w:p>
+      <w:pPr>
+        <w:ind w:left="720"/>
+      </w:pPr>
+      <w:r>
+        <w:t xml:space="preserve">    4. ง</w:t>
+      </w:r>
+    </w:p>
+    <w:p/>
+    <w:p>
+      <w:r>
+        <w:rPr>
+          <w:sz w:val="24"/>
+        </w:rPr>
+        <w:t>18. เครื่องทำความร้อนขนาด 1000 W ใช้กับไฟบ้าน 220 V กระแสที่ใช้มีค่าเท่าใด?</w:t>
+      </w:r>
+    </w:p>
+    <w:p>
+      <w:pPr>
+        <w:ind w:left="720"/>
+      </w:pPr>
+      <w:r>
+        <w:t xml:space="preserve">    1. ก</w:t>
+      </w:r>
+    </w:p>
+    <w:p>
+      <w:pPr>
+        <w:ind w:left="720"/>
+      </w:pPr>
+      <w:r>
+        <w:t xml:space="preserve">    2. ข</w:t>
+      </w:r>
+    </w:p>
+    <w:p>
+      <w:pPr>
+        <w:ind w:left="720"/>
+      </w:pPr>
+      <w:r>
+        <w:t xml:space="preserve">    3. ค</w:t>
+      </w:r>
+    </w:p>
+    <w:p>
+      <w:pPr>
+        <w:ind w:left="720"/>
+      </w:pPr>
+      <w:r>
+        <w:t xml:space="preserve">    4. ง</w:t>
+      </w:r>
+    </w:p>
+    <w:p/>
+    <w:p>
+      <w:r>
+        <w:rPr>
+          <w:sz w:val="24"/>
+        </w:rPr>
+        <w:t>19. ตัวต้านทาน 4 Ω ต่ออนุกรมกับกลุ่มตัวต้านทาน 2 Ω และ 3 Ω ที่ต่อขนานกัน ความต้านทานรวมเป็นเท่าใด?</w:t>
+      </w:r>
+    </w:p>
+    <w:p>
+      <w:r>
+        <w:drawing>
+          <wp:inline xmlns:a="http://schemas.openxmlformats.org/drawingml/2006/main" xmlns:pic="http://schemas.openxmlformats.org/drawingml/2006/picture">
+            <wp:extent cx="1828800" cy="1359877"/>
+            <wp:docPr id="5" name="Picture 5"/>
+            <wp:cNvGraphicFramePr>
+              <a:graphicFrameLocks noChangeAspect="1"/>
+            </wp:cNvGraphicFramePr>
+            <a:graphic>
+              <a:graphicData uri="http://schemas.openxmlformats.org/drawingml/2006/picture">
+                <pic:pic>
+                  <pic:nvPicPr>
+                    <pic:cNvPr id="0" name="physics_img_6.png"/>
                     <pic:cNvPicPr/>
                   </pic:nvPicPr>
                   <pic:blipFill>
@@ -939,38 +949,34 @@
     <w:p/>
     <w:p>
       <w:pPr>
-        <w:pStyle w:val="ListBullet"/>
         <w:ind w:left="720"/>
       </w:pPr>
       <w:r>
-        <w:t xml:space="preserve">    ก</w:t>
+        <w:t xml:space="preserve">    1. ก</w:t>
       </w:r>
     </w:p>
     <w:p>
       <w:pPr>
-        <w:pStyle w:val="ListBullet"/>
         <w:ind w:left="720"/>
       </w:pPr>
       <w:r>
-        <w:t xml:space="preserve">    ข</w:t>
+        <w:t xml:space="preserve">    2. ข</w:t>
       </w:r>
     </w:p>
     <w:p>
       <w:pPr>
-        <w:pStyle w:val="ListBullet"/>
         <w:ind w:left="720"/>
       </w:pPr>
       <w:r>
-        <w:t xml:space="preserve">    ค</w:t>
+        <w:t xml:space="preserve">    3. ค</w:t>
       </w:r>
     </w:p>
     <w:p>
       <w:pPr>
-        <w:pStyle w:val="ListBullet"/>
         <w:ind w:left="720"/>
       </w:pPr>
       <w:r>
-        <w:t xml:space="preserve">    ง</w:t>
+        <w:t xml:space="preserve">    4. ง</w:t>
       </w:r>
     </w:p>
     <w:p/>
@@ -979,43 +985,39 @@
         <w:rPr>
           <w:sz w:val="24"/>
         </w:rPr>
-        <w:t>ข้อ p2_l12_019: ตัวต้านทาน 4 Ω ต่ออนุกรมกับกลุ่มตัวต้านทาน 2 Ω และ 3 Ω ที่ต่อขนานกัน ความต้านทานรวมเป็นเท่าใด?</w:t>
+        <w:t>20. วงจรประกอบด้วยแบตเตอรี่ EMF 24 V ความต้านภายใน 2 Ω ต่อกับตัวต้านทานภายนอก 6 Ω กระแสที่ไหลและความต่างศักย์คร่อมขั้วแบตเตอรี่เป็นเท่าใด?</w:t>
       </w:r>
     </w:p>
     <w:p>
       <w:pPr>
-        <w:pStyle w:val="ListBullet"/>
         <w:ind w:left="720"/>
       </w:pPr>
       <w:r>
-        <w:t xml:space="preserve">    ก</w:t>
+        <w:t xml:space="preserve">    1. ก</w:t>
       </w:r>
     </w:p>
     <w:p>
       <w:pPr>
-        <w:pStyle w:val="ListBullet"/>
         <w:ind w:left="720"/>
       </w:pPr>
       <w:r>
-        <w:t xml:space="preserve">    ข</w:t>
+        <w:t xml:space="preserve">    2. ข</w:t>
       </w:r>
     </w:p>
     <w:p>
       <w:pPr>
-        <w:pStyle w:val="ListBullet"/>
         <w:ind w:left="720"/>
       </w:pPr>
       <w:r>
-        <w:t xml:space="preserve">    ค</w:t>
+        <w:t xml:space="preserve">    3. ค</w:t>
       </w:r>
     </w:p>
     <w:p>
       <w:pPr>
-        <w:pStyle w:val="ListBullet"/>
         <w:ind w:left="720"/>
       </w:pPr>
       <w:r>
-        <w:t xml:space="preserve">    ง</w:t>
+        <w:t xml:space="preserve">    4. ง</w:t>
       </w:r>
     </w:p>
     <w:p/>
@@ -1024,43 +1026,39 @@
         <w:rPr>
           <w:sz w:val="24"/>
         </w:rPr>
-        <w:t>ข้อ p2_l12_020: วงจรประกอบด้วยแบตเตอรี่ EMF 24 V ความต้านภายใน 2 Ω ต่อกับตัวต้านทานภายนอก 6 Ω กระแสที่ไหลและความต่างศักย์คร่อมขั้วแบตเตอรี่เป็นเท่าใด?</w:t>
+        <w:t>21. สภาพนำไฟฟ้า (Conductivity) σ ของตัวนำมีความสัมพันธ์กับสภาพต้านทานไฟฟ้า (Resistivity) ρ อย่างไร?</w:t>
       </w:r>
     </w:p>
     <w:p>
       <w:pPr>
-        <w:pStyle w:val="ListBullet"/>
         <w:ind w:left="720"/>
       </w:pPr>
       <w:r>
-        <w:t xml:space="preserve">    ก</w:t>
+        <w:t xml:space="preserve">    1. ก</w:t>
       </w:r>
     </w:p>
     <w:p>
       <w:pPr>
-        <w:pStyle w:val="ListBullet"/>
         <w:ind w:left="720"/>
       </w:pPr>
       <w:r>
-        <w:t xml:space="preserve">    ข</w:t>
+        <w:t xml:space="preserve">    2. ข</w:t>
       </w:r>
     </w:p>
     <w:p>
       <w:pPr>
-        <w:pStyle w:val="ListBullet"/>
         <w:ind w:left="720"/>
       </w:pPr>
       <w:r>
-        <w:t xml:space="preserve">    ค</w:t>
+        <w:t xml:space="preserve">    3. ค</w:t>
       </w:r>
     </w:p>
     <w:p>
       <w:pPr>
-        <w:pStyle w:val="ListBullet"/>
         <w:ind w:left="720"/>
       </w:pPr>
       <w:r>
-        <w:t xml:space="preserve">    ง</w:t>
+        <w:t xml:space="preserve">    4. ง</w:t>
       </w:r>
     </w:p>
     <w:p/>
@@ -1069,43 +1067,39 @@
         <w:rPr>
           <w:sz w:val="24"/>
         </w:rPr>
-        <w:t>ข้อ p2_l12_021: สภาพนำไฟฟ้า (Conductivity) σ ของตัวนำมีความสัมพันธ์กับสภาพต้านทานไฟฟ้า (Resistivity) ρ อย่างไร?</w:t>
+        <w:t>22. หลอดไฟ 60 W ต่อกับแบตเตอรี่ 12 V กระแสที่ไหลผ่านหลอดไฟมีค่าเท่าใด?</w:t>
       </w:r>
     </w:p>
     <w:p>
       <w:pPr>
-        <w:pStyle w:val="ListBullet"/>
         <w:ind w:left="720"/>
       </w:pPr>
       <w:r>
-        <w:t xml:space="preserve">    ก</w:t>
+        <w:t xml:space="preserve">    1. ก</w:t>
       </w:r>
     </w:p>
     <w:p>
       <w:pPr>
-        <w:pStyle w:val="ListBullet"/>
         <w:ind w:left="720"/>
       </w:pPr>
       <w:r>
-        <w:t xml:space="preserve">    ข</w:t>
+        <w:t xml:space="preserve">    2. ข</w:t>
       </w:r>
     </w:p>
     <w:p>
       <w:pPr>
-        <w:pStyle w:val="ListBullet"/>
         <w:ind w:left="720"/>
       </w:pPr>
       <w:r>
-        <w:t xml:space="preserve">    ค</w:t>
+        <w:t xml:space="preserve">    3. ค</w:t>
       </w:r>
     </w:p>
     <w:p>
       <w:pPr>
-        <w:pStyle w:val="ListBullet"/>
         <w:ind w:left="720"/>
       </w:pPr>
       <w:r>
-        <w:t xml:space="preserve">    ง</w:t>
+        <w:t xml:space="preserve">    4. ง</w:t>
       </w:r>
     </w:p>
     <w:p/>
@@ -1114,52 +1108,7 @@
         <w:rPr>
           <w:sz w:val="24"/>
         </w:rPr>
-        <w:t>ข้อ p2_l12_022: หลอดไฟ 60 W ต่อกับแบตเตอรี่ 12 V กระแสที่ไหลผ่านหลอดไฟมีค่าเท่าใด?</w:t>
-      </w:r>
-    </w:p>
-    <w:p>
-      <w:pPr>
-        <w:pStyle w:val="ListBullet"/>
-        <w:ind w:left="720"/>
-      </w:pPr>
-      <w:r>
-        <w:t xml:space="preserve">    ก</w:t>
-      </w:r>
-    </w:p>
-    <w:p>
-      <w:pPr>
-        <w:pStyle w:val="ListBullet"/>
-        <w:ind w:left="720"/>
-      </w:pPr>
-      <w:r>
-        <w:t xml:space="preserve">    ข</w:t>
-      </w:r>
-    </w:p>
-    <w:p>
-      <w:pPr>
-        <w:pStyle w:val="ListBullet"/>
-        <w:ind w:left="720"/>
-      </w:pPr>
-      <w:r>
-        <w:t xml:space="preserve">    ค</w:t>
-      </w:r>
-    </w:p>
-    <w:p>
-      <w:pPr>
-        <w:pStyle w:val="ListBullet"/>
-        <w:ind w:left="720"/>
-      </w:pPr>
-      <w:r>
-        <w:t xml:space="preserve">    ง</w:t>
-      </w:r>
-    </w:p>
-    <w:p/>
-    <w:p>
-      <w:r>
-        <w:rPr>
-          <w:sz w:val="24"/>
-        </w:rPr>
-        <w:t>ข้อ p2_l12_023: วงจรมีตัวต้านทาน 2 Ω, 3 Ω, 5 Ω ต่อขนานกัน กับแบตเตอรี่ 15 V กระแสรวมที่ไหลจากแบตเตอรี่เป็นเท่าใด?</w:t>
+        <w:t>23. วงจรมีตัวต้านทาน 2 Ω, 3 Ω, 5 Ω ต่อขนานกัน กับแบตเตอรี่ 15 V กระแสรวมที่ไหลจากแบตเตอรี่เป็นเท่าใด?</w:t>
       </w:r>
     </w:p>
     <w:p>
@@ -1167,7 +1116,7 @@
         <w:drawing>
           <wp:inline xmlns:a="http://schemas.openxmlformats.org/drawingml/2006/main" xmlns:pic="http://schemas.openxmlformats.org/drawingml/2006/picture">
             <wp:extent cx="1828800" cy="1359877"/>
-            <wp:docPr id="5" name="Picture 5"/>
+            <wp:docPr id="6" name="Picture 6"/>
             <wp:cNvGraphicFramePr>
               <a:graphicFrameLocks noChangeAspect="1"/>
             </wp:cNvGraphicFramePr>
@@ -1175,11 +1124,11 @@
               <a:graphicData uri="http://schemas.openxmlformats.org/drawingml/2006/picture">
                 <pic:pic>
                   <pic:nvPicPr>
-                    <pic:cNvPr id="0" name="physics_img_q2_l12_006.png"/>
+                    <pic:cNvPr id="0" name="physics_img_6.png"/>
                     <pic:cNvPicPr/>
                   </pic:nvPicPr>
                   <pic:blipFill>
-                    <a:blip r:embed="rId9"/>
+                    <a:blip r:embed="rId10"/>
                     <a:stretch>
                       <a:fillRect/>
                     </a:stretch>
@@ -1201,38 +1150,34 @@
     <w:p/>
     <w:p>
       <w:pPr>
-        <w:pStyle w:val="ListBullet"/>
         <w:ind w:left="720"/>
       </w:pPr>
       <w:r>
-        <w:t xml:space="preserve">    ก</w:t>
+        <w:t xml:space="preserve">    1. ก</w:t>
       </w:r>
     </w:p>
     <w:p>
       <w:pPr>
-        <w:pStyle w:val="ListBullet"/>
         <w:ind w:left="720"/>
       </w:pPr>
       <w:r>
-        <w:t xml:space="preserve">    ข</w:t>
+        <w:t xml:space="preserve">    2. ข</w:t>
       </w:r>
     </w:p>
     <w:p>
       <w:pPr>
-        <w:pStyle w:val="ListBullet"/>
         <w:ind w:left="720"/>
       </w:pPr>
       <w:r>
-        <w:t xml:space="preserve">    ค</w:t>
+        <w:t xml:space="preserve">    3. ค</w:t>
       </w:r>
     </w:p>
     <w:p>
       <w:pPr>
-        <w:pStyle w:val="ListBullet"/>
         <w:ind w:left="720"/>
       </w:pPr>
       <w:r>
-        <w:t xml:space="preserve">    ง</w:t>
+        <w:t xml:space="preserve">    4. ง</w:t>
       </w:r>
     </w:p>
     <w:p/>
@@ -1241,43 +1186,39 @@
         <w:rPr>
           <w:sz w:val="24"/>
         </w:rPr>
-        <w:t>ข้อ p2_l12_024: วงจรมีแบตเตอรี่ 2 วงจร วงที่ 1 มี EMF 10 V และความต้านภายใน 1 Ω วงที่ 2 มี EMF 5 V และความต้านภายใน 1 Ω ต่อขนานกัน ต่อกับตัวต้านทานภายนอก 4 Ω EMF รวมเป็นเท่าใด?</w:t>
+        <w:t>24. วงจรมีแบตเตอรี่ 2 วงจร วงที่ 1 มี EMF 10 V และความต้านภายใน 1 Ω วงที่ 2 มี EMF 5 V และความต้านภายใน 1 Ω ต่อขนานกัน ต่อกับตัวต้านทานภายนอก 4 Ω EMF รวมเป็นเท่าใด?</w:t>
       </w:r>
     </w:p>
     <w:p>
       <w:pPr>
-        <w:pStyle w:val="ListBullet"/>
         <w:ind w:left="720"/>
       </w:pPr>
       <w:r>
-        <w:t xml:space="preserve">    ก</w:t>
+        <w:t xml:space="preserve">    1. ก</w:t>
       </w:r>
     </w:p>
     <w:p>
       <w:pPr>
-        <w:pStyle w:val="ListBullet"/>
         <w:ind w:left="720"/>
       </w:pPr>
       <w:r>
-        <w:t xml:space="preserve">    ข</w:t>
+        <w:t xml:space="preserve">    2. ข</w:t>
       </w:r>
     </w:p>
     <w:p>
       <w:pPr>
-        <w:pStyle w:val="ListBullet"/>
         <w:ind w:left="720"/>
       </w:pPr>
       <w:r>
-        <w:t xml:space="preserve">    ค</w:t>
+        <w:t xml:space="preserve">    3. ค</w:t>
       </w:r>
     </w:p>
     <w:p>
       <w:pPr>
-        <w:pStyle w:val="ListBullet"/>
         <w:ind w:left="720"/>
       </w:pPr>
       <w:r>
-        <w:t xml:space="preserve">    ง</w:t>
+        <w:t xml:space="preserve">    4. ง</w:t>
       </w:r>
     </w:p>
     <w:p/>
@@ -1286,43 +1227,39 @@
         <w:rPr>
           <w:sz w:val="24"/>
         </w:rPr>
-        <w:t>ข้อ p2_l12_025: เครื่องทำความร้อน 2 เครื่อง กำลัง 500 W ที่ 220 V ต่ออนุกรมกัน แล้วต่อกับไฟ 220 V กำลังที่ใช้จริงเป็นเท่าใด?</w:t>
+        <w:t>25. เครื่องทำความร้อน 2 เครื่อง กำลัง 500 W ที่ 220 V ต่ออนุกรมกัน แล้วต่อกับไฟ 220 V กำลังที่ใช้จริงเป็นเท่าใด?</w:t>
       </w:r>
     </w:p>
     <w:p>
       <w:pPr>
-        <w:pStyle w:val="ListBullet"/>
         <w:ind w:left="720"/>
       </w:pPr>
       <w:r>
-        <w:t xml:space="preserve">    ก</w:t>
+        <w:t xml:space="preserve">    1. ก</w:t>
       </w:r>
     </w:p>
     <w:p>
       <w:pPr>
-        <w:pStyle w:val="ListBullet"/>
         <w:ind w:left="720"/>
       </w:pPr>
       <w:r>
-        <w:t xml:space="preserve">    ข</w:t>
+        <w:t xml:space="preserve">    2. ข</w:t>
       </w:r>
     </w:p>
     <w:p>
       <w:pPr>
-        <w:pStyle w:val="ListBullet"/>
         <w:ind w:left="720"/>
       </w:pPr>
       <w:r>
-        <w:t xml:space="preserve">    ค</w:t>
+        <w:t xml:space="preserve">    3. ค</w:t>
       </w:r>
     </w:p>
     <w:p>
       <w:pPr>
-        <w:pStyle w:val="ListBullet"/>
         <w:ind w:left="720"/>
       </w:pPr>
       <w:r>
-        <w:t xml:space="preserve">    ง</w:t>
+        <w:t xml:space="preserve">    4. ง</w:t>
       </w:r>
     </w:p>
     <w:p/>

--- a/physics_course/word/lesson12.docx
+++ b/physics_course/word/lesson12.docx
@@ -106,43 +106,6 @@
         <w:t>3. กฎของโอห์ม (Ohm's Law) คือข้อใด?</w:t>
       </w:r>
     </w:p>
-    <w:p>
-      <w:r>
-        <w:drawing>
-          <wp:inline xmlns:a="http://schemas.openxmlformats.org/drawingml/2006/main" xmlns:pic="http://schemas.openxmlformats.org/drawingml/2006/picture">
-            <wp:extent cx="1828800" cy="1359877"/>
-            <wp:docPr id="1" name="Picture 1"/>
-            <wp:cNvGraphicFramePr>
-              <a:graphicFrameLocks noChangeAspect="1"/>
-            </wp:cNvGraphicFramePr>
-            <a:graphic>
-              <a:graphicData uri="http://schemas.openxmlformats.org/drawingml/2006/picture">
-                <pic:pic>
-                  <pic:nvPicPr>
-                    <pic:cNvPr id="0" name="physics_img_3.png"/>
-                    <pic:cNvPicPr/>
-                  </pic:nvPicPr>
-                  <pic:blipFill>
-                    <a:blip r:embed="rId9"/>
-                    <a:stretch>
-                      <a:fillRect/>
-                    </a:stretch>
-                  </pic:blipFill>
-                  <pic:spPr>
-                    <a:xfrm>
-                      <a:off x="0" y="0"/>
-                      <a:ext cx="1828800" cy="1359877"/>
-                    </a:xfrm>
-                    <a:prstGeom prst="rect"/>
-                  </pic:spPr>
-                </pic:pic>
-              </a:graphicData>
-            </a:graphic>
-          </wp:inline>
-        </w:drawing>
-      </w:r>
-    </w:p>
-    <w:p/>
     <w:p>
       <w:pPr>
         <w:ind w:left="720"/>
@@ -267,43 +230,6 @@
       </w:r>
     </w:p>
     <w:p>
-      <w:r>
-        <w:drawing>
-          <wp:inline xmlns:a="http://schemas.openxmlformats.org/drawingml/2006/main" xmlns:pic="http://schemas.openxmlformats.org/drawingml/2006/picture">
-            <wp:extent cx="1828800" cy="1359877"/>
-            <wp:docPr id="2" name="Picture 2"/>
-            <wp:cNvGraphicFramePr>
-              <a:graphicFrameLocks noChangeAspect="1"/>
-            </wp:cNvGraphicFramePr>
-            <a:graphic>
-              <a:graphicData uri="http://schemas.openxmlformats.org/drawingml/2006/picture">
-                <pic:pic>
-                  <pic:nvPicPr>
-                    <pic:cNvPr id="0" name="physics_img_6.png"/>
-                    <pic:cNvPicPr/>
-                  </pic:nvPicPr>
-                  <pic:blipFill>
-                    <a:blip r:embed="rId10"/>
-                    <a:stretch>
-                      <a:fillRect/>
-                    </a:stretch>
-                  </pic:blipFill>
-                  <pic:spPr>
-                    <a:xfrm>
-                      <a:off x="0" y="0"/>
-                      <a:ext cx="1828800" cy="1359877"/>
-                    </a:xfrm>
-                    <a:prstGeom prst="rect"/>
-                  </pic:spPr>
-                </pic:pic>
-              </a:graphicData>
-            </a:graphic>
-          </wp:inline>
-        </w:drawing>
-      </w:r>
-    </w:p>
-    <w:p/>
-    <w:p>
       <w:pPr>
         <w:ind w:left="720"/>
       </w:pPr>
@@ -426,43 +352,6 @@
         <w:t>9. กฎกระแสของเคอร์ชฮอฟฟ์ (Kirchhoff's Current Law) ระบุว่าผลรวมพีชคณิตของกระแสที่จุดรวม (junction) เป็นเท่าใด?</w:t>
       </w:r>
     </w:p>
-    <w:p>
-      <w:r>
-        <w:drawing>
-          <wp:inline xmlns:a="http://schemas.openxmlformats.org/drawingml/2006/main" xmlns:pic="http://schemas.openxmlformats.org/drawingml/2006/picture">
-            <wp:extent cx="1828800" cy="1359877"/>
-            <wp:docPr id="3" name="Picture 3"/>
-            <wp:cNvGraphicFramePr>
-              <a:graphicFrameLocks noChangeAspect="1"/>
-            </wp:cNvGraphicFramePr>
-            <a:graphic>
-              <a:graphicData uri="http://schemas.openxmlformats.org/drawingml/2006/picture">
-                <pic:pic>
-                  <pic:nvPicPr>
-                    <pic:cNvPr id="0" name="physics_img_9.png"/>
-                    <pic:cNvPicPr/>
-                  </pic:nvPicPr>
-                  <pic:blipFill>
-                    <a:blip r:embed="rId11"/>
-                    <a:stretch>
-                      <a:fillRect/>
-                    </a:stretch>
-                  </pic:blipFill>
-                  <pic:spPr>
-                    <a:xfrm>
-                      <a:off x="0" y="0"/>
-                      <a:ext cx="1828800" cy="1359877"/>
-                    </a:xfrm>
-                    <a:prstGeom prst="rect"/>
-                  </pic:spPr>
-                </pic:pic>
-              </a:graphicData>
-            </a:graphic>
-          </wp:inline>
-        </w:drawing>
-      </w:r>
-    </w:p>
-    <w:p/>
     <w:p>
       <w:pPr>
         <w:ind w:left="720"/>
@@ -792,43 +681,6 @@
       </w:r>
     </w:p>
     <w:p>
-      <w:r>
-        <w:drawing>
-          <wp:inline xmlns:a="http://schemas.openxmlformats.org/drawingml/2006/main" xmlns:pic="http://schemas.openxmlformats.org/drawingml/2006/picture">
-            <wp:extent cx="1828800" cy="1359877"/>
-            <wp:docPr id="4" name="Picture 4"/>
-            <wp:cNvGraphicFramePr>
-              <a:graphicFrameLocks noChangeAspect="1"/>
-            </wp:cNvGraphicFramePr>
-            <a:graphic>
-              <a:graphicData uri="http://schemas.openxmlformats.org/drawingml/2006/picture">
-                <pic:pic>
-                  <pic:nvPicPr>
-                    <pic:cNvPr id="0" name="physics_img_9.png"/>
-                    <pic:cNvPicPr/>
-                  </pic:nvPicPr>
-                  <pic:blipFill>
-                    <a:blip r:embed="rId11"/>
-                    <a:stretch>
-                      <a:fillRect/>
-                    </a:stretch>
-                  </pic:blipFill>
-                  <pic:spPr>
-                    <a:xfrm>
-                      <a:off x="0" y="0"/>
-                      <a:ext cx="1828800" cy="1359877"/>
-                    </a:xfrm>
-                    <a:prstGeom prst="rect"/>
-                  </pic:spPr>
-                </pic:pic>
-              </a:graphicData>
-            </a:graphic>
-          </wp:inline>
-        </w:drawing>
-      </w:r>
-    </w:p>
-    <w:p/>
-    <w:p>
       <w:pPr>
         <w:ind w:left="720"/>
       </w:pPr>
@@ -910,43 +762,6 @@
         <w:t>19. ตัวต้านทาน 4 Ω ต่ออนุกรมกับกลุ่มตัวต้านทาน 2 Ω และ 3 Ω ที่ต่อขนานกัน ความต้านทานรวมเป็นเท่าใด?</w:t>
       </w:r>
     </w:p>
-    <w:p>
-      <w:r>
-        <w:drawing>
-          <wp:inline xmlns:a="http://schemas.openxmlformats.org/drawingml/2006/main" xmlns:pic="http://schemas.openxmlformats.org/drawingml/2006/picture">
-            <wp:extent cx="1828800" cy="1359877"/>
-            <wp:docPr id="5" name="Picture 5"/>
-            <wp:cNvGraphicFramePr>
-              <a:graphicFrameLocks noChangeAspect="1"/>
-            </wp:cNvGraphicFramePr>
-            <a:graphic>
-              <a:graphicData uri="http://schemas.openxmlformats.org/drawingml/2006/picture">
-                <pic:pic>
-                  <pic:nvPicPr>
-                    <pic:cNvPr id="0" name="physics_img_6.png"/>
-                    <pic:cNvPicPr/>
-                  </pic:nvPicPr>
-                  <pic:blipFill>
-                    <a:blip r:embed="rId10"/>
-                    <a:stretch>
-                      <a:fillRect/>
-                    </a:stretch>
-                  </pic:blipFill>
-                  <pic:spPr>
-                    <a:xfrm>
-                      <a:off x="0" y="0"/>
-                      <a:ext cx="1828800" cy="1359877"/>
-                    </a:xfrm>
-                    <a:prstGeom prst="rect"/>
-                  </pic:spPr>
-                </pic:pic>
-              </a:graphicData>
-            </a:graphic>
-          </wp:inline>
-        </w:drawing>
-      </w:r>
-    </w:p>
-    <w:p/>
     <w:p>
       <w:pPr>
         <w:ind w:left="720"/>
@@ -1111,43 +926,6 @@
         <w:t>23. วงจรมีตัวต้านทาน 2 Ω, 3 Ω, 5 Ω ต่อขนานกัน กับแบตเตอรี่ 15 V กระแสรวมที่ไหลจากแบตเตอรี่เป็นเท่าใด?</w:t>
       </w:r>
     </w:p>
-    <w:p>
-      <w:r>
-        <w:drawing>
-          <wp:inline xmlns:a="http://schemas.openxmlformats.org/drawingml/2006/main" xmlns:pic="http://schemas.openxmlformats.org/drawingml/2006/picture">
-            <wp:extent cx="1828800" cy="1359877"/>
-            <wp:docPr id="6" name="Picture 6"/>
-            <wp:cNvGraphicFramePr>
-              <a:graphicFrameLocks noChangeAspect="1"/>
-            </wp:cNvGraphicFramePr>
-            <a:graphic>
-              <a:graphicData uri="http://schemas.openxmlformats.org/drawingml/2006/picture">
-                <pic:pic>
-                  <pic:nvPicPr>
-                    <pic:cNvPr id="0" name="physics_img_6.png"/>
-                    <pic:cNvPicPr/>
-                  </pic:nvPicPr>
-                  <pic:blipFill>
-                    <a:blip r:embed="rId10"/>
-                    <a:stretch>
-                      <a:fillRect/>
-                    </a:stretch>
-                  </pic:blipFill>
-                  <pic:spPr>
-                    <a:xfrm>
-                      <a:off x="0" y="0"/>
-                      <a:ext cx="1828800" cy="1359877"/>
-                    </a:xfrm>
-                    <a:prstGeom prst="rect"/>
-                  </pic:spPr>
-                </pic:pic>
-              </a:graphicData>
-            </a:graphic>
-          </wp:inline>
-        </w:drawing>
-      </w:r>
-    </w:p>
-    <w:p/>
     <w:p>
       <w:pPr>
         <w:ind w:left="720"/>
